--- a/assets/documents/evidence-set-2.docx
+++ b/assets/documents/evidence-set-2.docx
@@ -54,7 +54,7 @@
     </w:p>
     <w:p>
       <w:r>
-        <w:t>My recorded phonics session reviewed the grapheme &lt;k&gt; and phoneme /k/. The lesson reflection and mentor-feedback account show the communication strategies used and how I evaluated teaching afterwards.</w:t>
+        <w:t>My recorded phonics session reviewed the grapheme &lt;k&gt; and phoneme /k/ (Australian Curriculum, Assessment and Reporting Authority [ACARA], n.d.). The lesson reflection and mentor-feedback account show the communication strategies used and how I evaluated teaching afterwards.</w:t>
       </w:r>
     </w:p>
     <w:p>
@@ -232,7 +232,7 @@
     </w:p>
     <w:p>
       <w:r>
-        <w:t>APST 3.5 is addressed through verbal and non-verbal communication supporting participation. APST 3.6 is addressed through video review, mentor feedback and formative assessment informing teaching changes. Future evaluation should examine individual explanations and accuracy alongside engagement.</w:t>
+        <w:t>APST 3.5 is addressed through verbal and non-verbal communication supporting participation. APST 3.6 is addressed through video review, mentor feedback and formative assessment informing teaching changes. Future evaluation should examine individual explanations and accuracy alongside engagement (Australian Institute for Teaching and School Leadership [AITSL], 2011).</w:t>
       </w:r>
     </w:p>
     <w:p>
@@ -258,7 +258,7 @@
     </w:p>
     <w:p>
       <w:r>
-        <w:t>The phonics lesson combined modelling, guided activities, independent practice and review. My reflection examined responding to off-task behaviour while maintaining learning flow. The taught preschool Balance and Body Control unit provides a different context for organising activities and supporting participation.</w:t>
+        <w:t>The phonics lesson combined modelling, guided activities, independent practice and review. My reflection examined responding to off-task behaviour while maintaining learning flow. The taught preschool Balance and Body Control unit provides a different context for organising activities and supporting participation, linked to EYLF Outcome 3 (Australian Government Department of Education, 2022).</w:t>
       </w:r>
     </w:p>
     <w:p>
@@ -310,7 +310,7 @@
     </w:p>
     <w:p>
       <w:r>
-        <w:t>APST 4.2 is supported by organised sequences, clear directions and planned grouping. APST 4.3 is supported by the encouraging phonics response and the approach to initial non-participation in PE, with observed responses in different contexts.</w:t>
+        <w:t>APST 4.2 is supported by organised sequences, clear directions and planned grouping. APST 4.3 is supported by the encouraging phonics response and the approach to initial non-participation in PE, with observed responses in different contexts (AITSL, 2011).</w:t>
       </w:r>
     </w:p>
     <w:p>
@@ -349,7 +349,7 @@
     </w:p>
     <w:p>
       <w:r>
-        <w:t>Responses were recorded as achieved (Y) or not yet achieved (N). TPA5 records reviewing results with my mentor against classroom expectations and the Foundation Year Achievement Standard. We discussed one child’s performance and agreed that he met the full, half full and empty criteria. The spreadsheet also made patterns and further teaching needs visible.</w:t>
+        <w:t>Responses were recorded as achieved (Y) or not yet achieved (N). TPA5 records reviewing results with my mentor against classroom expectations and the Foundation Year Achievement Standard (ACARA, n.d.). We discussed one child’s performance and agreed that he met the full, half full and empty criteria. The spreadsheet also made patterns and further teaching needs visible.</w:t>
       </w:r>
     </w:p>
     <w:p>
@@ -388,13 +388,11 @@
     </w:p>
     <w:p>
       <w:r>
-        <w:t>APST 5.3 is supported by shared criteria, the documented mentor review and agreement on the child’s achievement. Together, these show how professional discussion supported a comparable judgement.</w:t>
+        <w:t>APST 5.3 is supported by shared criteria, the documented mentor review and agreement on the child’s achievement. Together, these show how professional discussion supported a comparable judgement (AITSL, 2011).</w:t>
       </w:r>
     </w:p>
     <w:p>
-      <w:r>
-        <w:br w:type="page"/>
-      </w:r>
+      <w:r/>
     </w:p>
     <w:p>
       <w:pPr>
@@ -719,9 +717,7 @@
       </w:r>
     </w:p>
     <w:p>
-      <w:r>
-        <w:br w:type="page"/>
-      </w:r>
+      <w:r/>
     </w:p>
     <w:p>
       <w:pPr>
@@ -1540,9 +1536,7 @@
       </w:r>
     </w:p>
     <w:p>
-      <w:r>
-        <w:br w:type="page"/>
-      </w:r>
+      <w:r/>
     </w:p>
     <w:p>
       <w:pPr>
@@ -3189,6 +3183,29 @@
         </w:tc>
       </w:tr>
     </w:tbl>
+    <w:p>
+      <w:pPr>
+        <w:pStyle w:val="Heading1"/>
+      </w:pPr>
+      <w:r>
+        <w:t>References</w:t>
+      </w:r>
+    </w:p>
+    <w:p>
+      <w:r>
+        <w:t>Australian Curriculum, Assessment and Reporting Authority. (n.d.). Australian Curriculum, Version 9.0. https://v9.australiancurriculum.edu.au/</w:t>
+      </w:r>
+    </w:p>
+    <w:p>
+      <w:r>
+        <w:t>Australian Government Department of Education. (2022). Belonging, being and becoming: The early years learning framework for Australia (V2.0).</w:t>
+      </w:r>
+    </w:p>
+    <w:p>
+      <w:r>
+        <w:t>Australian Institute for Teaching and School Leadership. (2011). Australian professional standards for teachers. https://www.aitsl.edu.au/standards</w:t>
+      </w:r>
+    </w:p>
     <w:sectPr>
       <w:footerReference w:type="default" r:id="rId9"/>
       <w:pgSz w:w="12240" w:h="15840"/>
